--- a/labs/lab2/report/report.docx
+++ b/labs/lab2/report/report.docx
@@ -2319,7 +2319,7 @@
         <w:rPr>
           <w:rStyle w:val="FloatTok"/>
         </w:rPr>
-        <w:t xml:space="preserve">15.81</w:t>
+        <w:t xml:space="preserve">21.09</w:t>
       </w:r>
       <w:r>
         <w:rPr>
@@ -2505,7 +2505,7 @@
         <w:rPr>
           <w:rStyle w:val="FloatTok"/>
         </w:rPr>
-        <w:t xml:space="preserve">15</w:t>
+        <w:t xml:space="preserve">21</w:t>
       </w:r>
       <w:r>
         <w:rPr>
@@ -2554,7 +2554,7 @@
       <w:r>
         <w:drawing>
           <wp:inline>
-            <wp:extent cx="3733800" cy="2489200"/>
+            <wp:extent cx="3733800" cy="1722564"/>
             <wp:effectExtent b="0" l="0" r="0" t="0"/>
             <wp:docPr descr="Рис. 1: Траекория движения катера в 1 случае" title="" id="24" name="Picture"/>
             <a:graphic>
@@ -2575,7 +2575,7 @@
                   <pic:spPr bwMode="auto">
                     <a:xfrm>
                       <a:off x="0" y="0"/>
-                      <a:ext cx="3733800" cy="2489200"/>
+                      <a:ext cx="3733800" cy="1722564"/>
                     </a:xfrm>
                     <a:prstGeom prst="rect">
                       <a:avLst/>
@@ -2680,7 +2680,7 @@
         <w:rPr>
           <w:rStyle w:val="FloatTok"/>
         </w:rPr>
-        <w:t xml:space="preserve">15</w:t>
+        <w:t xml:space="preserve">21</w:t>
       </w:r>
       <w:r>
         <w:rPr>
@@ -2764,7 +2764,7 @@
         <w:rPr>
           <w:rStyle w:val="FloatTok"/>
         </w:rPr>
-        <w:t xml:space="preserve">15</w:t>
+        <w:t xml:space="preserve">21</w:t>
       </w:r>
       <w:r>
         <w:rPr>
@@ -2842,7 +2842,7 @@
         <w:rPr>
           <w:rStyle w:val="FloatTok"/>
         </w:rPr>
-        <w:t xml:space="preserve">15</w:t>
+        <w:t xml:space="preserve">21</w:t>
       </w:r>
       <w:r>
         <w:rPr>
@@ -2891,7 +2891,7 @@
       <w:r>
         <w:drawing>
           <wp:inline>
-            <wp:extent cx="3733800" cy="2489200"/>
+            <wp:extent cx="3733800" cy="1892763"/>
             <wp:effectExtent b="0" l="0" r="0" t="0"/>
             <wp:docPr descr="Рис. 2: Траекория движения катера и лодки" title="" id="28" name="Picture"/>
             <a:graphic>
@@ -2912,7 +2912,7 @@
                   <pic:spPr bwMode="auto">
                     <a:xfrm>
                       <a:off x="0" y="0"/>
-                      <a:ext cx="3733800" cy="2489200"/>
+                      <a:ext cx="3733800" cy="1892763"/>
                     </a:xfrm>
                     <a:prstGeom prst="rect">
                       <a:avLst/>
@@ -2987,7 +2987,7 @@
         <w:rPr>
           <w:rStyle w:val="FloatTok"/>
         </w:rPr>
-        <w:t xml:space="preserve">1140</w:t>
+        <w:t xml:space="preserve">1440</w:t>
       </w:r>
       <w:r>
         <w:rPr>
@@ -3047,7 +3047,7 @@
         <w:rPr>
           <w:rStyle w:val="FloatTok"/>
         </w:rPr>
-        <w:t xml:space="preserve">1581</w:t>
+        <w:t xml:space="preserve">2109</w:t>
       </w:r>
       <w:r>
         <w:rPr>
@@ -3131,7 +3131,7 @@
         <w:rPr>
           <w:rStyle w:val="FloatTok"/>
         </w:rPr>
-        <w:t xml:space="preserve">9.628170843477646e8</w:t>
+        <w:t xml:space="preserve">13.628170843477646e8</w:t>
       </w:r>
     </w:p>
     <w:p>
@@ -3321,7 +3321,7 @@
         <w:rPr>
           <w:rStyle w:val="FloatTok"/>
         </w:rPr>
-        <w:t xml:space="preserve">15</w:t>
+        <w:t xml:space="preserve">21</w:t>
       </w:r>
       <w:r>
         <w:rPr>
@@ -3370,7 +3370,7 @@
       <w:r>
         <w:drawing>
           <wp:inline>
-            <wp:extent cx="3733800" cy="2489200"/>
+            <wp:extent cx="3733800" cy="1690777"/>
             <wp:effectExtent b="0" l="0" r="0" t="0"/>
             <wp:docPr descr="Рис. 3: Траекория движения катера во 2 случае" title="" id="32" name="Picture"/>
             <a:graphic>
@@ -3391,7 +3391,7 @@
                   <pic:spPr bwMode="auto">
                     <a:xfrm>
                       <a:off x="0" y="0"/>
-                      <a:ext cx="3733800" cy="2489200"/>
+                      <a:ext cx="3733800" cy="1690777"/>
                     </a:xfrm>
                     <a:prstGeom prst="rect">
                       <a:avLst/>
@@ -3490,7 +3490,7 @@
         <w:rPr>
           <w:rStyle w:val="FloatTok"/>
         </w:rPr>
-        <w:t xml:space="preserve">15</w:t>
+        <w:t xml:space="preserve">21</w:t>
       </w:r>
       <w:r>
         <w:rPr>
@@ -3539,7 +3539,7 @@
       <w:r>
         <w:drawing>
           <wp:inline>
-            <wp:extent cx="3733800" cy="2489200"/>
+            <wp:extent cx="3733800" cy="1760959"/>
             <wp:effectExtent b="0" l="0" r="0" t="0"/>
             <wp:docPr descr="Рис. 4: Траекория движения катера во 2 случае" title="" id="36" name="Picture"/>
             <a:graphic>
@@ -3560,7 +3560,7 @@
                   <pic:spPr bwMode="auto">
                     <a:xfrm>
                       <a:off x="0" y="0"/>
-                      <a:ext cx="3733800" cy="2489200"/>
+                      <a:ext cx="3733800" cy="1760959"/>
                     </a:xfrm>
                     <a:prstGeom prst="rect">
                       <a:avLst/>
@@ -3635,7 +3635,7 @@
         <w:rPr>
           <w:rStyle w:val="FloatTok"/>
         </w:rPr>
-        <w:t xml:space="preserve">114</w:t>
+        <w:t xml:space="preserve">144</w:t>
       </w:r>
       <w:r>
         <w:rPr>
@@ -3689,7 +3689,7 @@
         <w:rPr>
           <w:rStyle w:val="FloatTok"/>
         </w:rPr>
-        <w:t xml:space="preserve">1581</w:t>
+        <w:t xml:space="preserve">2109</w:t>
       </w:r>
       <w:r>
         <w:rPr>
@@ -3749,7 +3749,7 @@
         <w:rPr>
           <w:rStyle w:val="FloatTok"/>
         </w:rPr>
-        <w:t xml:space="preserve">1581</w:t>
+        <w:t xml:space="preserve">2109</w:t>
       </w:r>
       <w:r>
         <w:rPr>
@@ -3851,7 +3851,7 @@
         <w:rPr>
           <w:rStyle w:val="FloatTok"/>
         </w:rPr>
-        <w:t xml:space="preserve">6.651143558300665</w:t>
+        <w:t xml:space="preserve">11.651143558300665</w:t>
       </w:r>
     </w:p>
     <w:bookmarkEnd w:id="39"/>
